--- a/public/content/works/genesis/M3.docx
+++ b/public/content/works/genesis/M3.docx
@@ -8732,7 +8732,7 @@
           <w:i w:val="0"/>
           <w:sz w:val="22"/>
         </w:rPr>
-        <w:t>因紐特神話裡的海洋女神賽德娜，或許把這個道理講得更赤裸。她被父親推下船、砍斷手指，起因不是惡意，而是父親求生的意志太過強烈——強烈到女兒的意願被徹底晾在一邊，她的身體在那一刻淪為別人求生慾望可以取用的材料。這與代孕、基因改造所共享的結構完全相同：問題從來不在「動機是否良善」，而在於那個尚未能發聲的主體，是否從一開始就被別人的意志預先佔據了。</w:t>
+        <w:t>貝比M的官司，或許把這個道理講得更赤裸。懷特海與史登夫婦的代孕合約寫得清清楚楚，出發點也不是惡意——一方渴望有自己的孩子，一方需要那筆報酬，兩邊都自認出於良善的理由簽下協議。可就在合約簽下的那一刻，貝比M尚未出生，她的姓名、她的歸屬，就已經被一紙文件預先決定了。這與代孕、基因改造所共享的結構完全相同：問題從來不在「動機是否良善」，而在於那個尚未能發聲的主體，是否從一開始就被別人的意志預先佔據了。</w:t>
       </w:r>
     </w:p>
     <w:p>
